--- a/docx/compliance/SECURITY_PIPELINE.docx
+++ b/docx/compliance/SECURITY_PIPELINE.docx
@@ -203,8 +203,16 @@
       <w:tblPr>
         <w:tblStyle w:val="Table"/>
         <w:tblW w:type="pct" w:w="5000"/>
-        <w:tblLayout w:type="fixed"/>
+        <w:tblLayout w:type="autofit"/>
         <w:tblLook w:firstRow="1" w:lastRow="0" w:firstColumn="0" w:lastColumn="0" w:noHBand="0" w:noVBand="0" w:val="0020"/>
+        <w:tblBorders>
+          <w:top w:val="single" w:sz="6" w:space="0" w:color="auto"/>
+          <w:left w:val="single" w:sz="6" w:space="0" w:color="auto"/>
+          <w:bottom w:val="single" w:sz="6" w:space="0" w:color="auto"/>
+          <w:right w:val="single" w:sz="6" w:space="0" w:color="auto"/>
+          <w:insideH w:val="single" w:sz="6" w:space="0" w:color="auto"/>
+          <w:insideV w:val="single" w:sz="6" w:space="0" w:color="auto"/>
+        </w:tblBorders>
       </w:tblPr>
       <w:tblGrid>
         <w:gridCol w:w="1421"/>
@@ -1596,8 +1604,16 @@
       <w:tblPr>
         <w:tblStyle w:val="Table"/>
         <w:tblW w:type="pct" w:w="5000"/>
-        <w:tblLayout w:type="fixed"/>
+        <w:tblLayout w:type="autofit"/>
         <w:tblLook w:firstRow="1" w:lastRow="0" w:firstColumn="0" w:lastColumn="0" w:noHBand="0" w:noVBand="0" w:val="0020"/>
+        <w:tblBorders>
+          <w:top w:val="single" w:sz="6" w:space="0" w:color="auto"/>
+          <w:left w:val="single" w:sz="6" w:space="0" w:color="auto"/>
+          <w:bottom w:val="single" w:sz="6" w:space="0" w:color="auto"/>
+          <w:right w:val="single" w:sz="6" w:space="0" w:color="auto"/>
+          <w:insideH w:val="single" w:sz="6" w:space="0" w:color="auto"/>
+          <w:insideV w:val="single" w:sz="6" w:space="0" w:color="auto"/>
+        </w:tblBorders>
       </w:tblPr>
       <w:tblGrid>
         <w:gridCol w:w="660"/>
@@ -2625,6 +2641,7 @@
     <w:bookmarkEnd w:id="15"/>
     <w:bookmarkEnd w:id="16"/>
     <w:sectPr>
+      <w:pgSz w:w="16838" w:h="11906" w:orient="landscape"/>
       <w:footnotePr>
         <w:numRestart w:val="eachSect"/>
       </w:footnotePr>
@@ -2972,6 +2989,7 @@
   <w:docDefaults>
     <w:rPrDefault>
       <w:rPr>
+        <w:color w:val="auto"/>
         <w:rFonts w:asciiTheme="minorHAnsi" w:cstheme="minorBidi" w:eastAsiaTheme="minorEastAsia" w:hAnsiTheme="minorHAnsi"/>
         <w:sz w:val="24"/>
         <w:szCs w:val="24"/>

--- a/docx/compliance/SECURITY_PIPELINE.docx
+++ b/docx/compliance/SECURITY_PIPELINE.docx
@@ -203,15 +203,15 @@
       <w:tblPr>
         <w:tblStyle w:val="Table"/>
         <w:tblW w:type="pct" w:w="5000"/>
-        <w:tblLayout w:type="autofit"/>
+        <w:tblLayout w:type="fixed"/>
         <w:tblLook w:firstRow="1" w:lastRow="0" w:firstColumn="0" w:lastColumn="0" w:noHBand="0" w:noVBand="0" w:val="0020"/>
         <w:tblBorders>
-          <w:top w:val="single" w:sz="6" w:space="0" w:color="auto"/>
-          <w:left w:val="single" w:sz="6" w:space="0" w:color="auto"/>
-          <w:bottom w:val="single" w:sz="6" w:space="0" w:color="auto"/>
-          <w:right w:val="single" w:sz="6" w:space="0" w:color="auto"/>
-          <w:insideH w:val="single" w:sz="6" w:space="0" w:color="auto"/>
-          <w:insideV w:val="single" w:sz="6" w:space="0" w:color="auto"/>
+          <w:top w:val="single" w:sz="6" w:space="0" w:color="808080"/>
+          <w:left w:val="single" w:sz="6" w:space="0" w:color="808080"/>
+          <w:bottom w:val="single" w:sz="6" w:space="0" w:color="808080"/>
+          <w:right w:val="single" w:sz="6" w:space="0" w:color="808080"/>
+          <w:insideH w:val="single" w:sz="6" w:space="0" w:color="808080"/>
+          <w:insideV w:val="single" w:sz="6" w:space="0" w:color="808080"/>
         </w:tblBorders>
       </w:tblPr>
       <w:tblGrid>
@@ -1604,15 +1604,15 @@
       <w:tblPr>
         <w:tblStyle w:val="Table"/>
         <w:tblW w:type="pct" w:w="5000"/>
-        <w:tblLayout w:type="autofit"/>
+        <w:tblLayout w:type="fixed"/>
         <w:tblLook w:firstRow="1" w:lastRow="0" w:firstColumn="0" w:lastColumn="0" w:noHBand="0" w:noVBand="0" w:val="0020"/>
         <w:tblBorders>
-          <w:top w:val="single" w:sz="6" w:space="0" w:color="auto"/>
-          <w:left w:val="single" w:sz="6" w:space="0" w:color="auto"/>
-          <w:bottom w:val="single" w:sz="6" w:space="0" w:color="auto"/>
-          <w:right w:val="single" w:sz="6" w:space="0" w:color="auto"/>
-          <w:insideH w:val="single" w:sz="6" w:space="0" w:color="auto"/>
-          <w:insideV w:val="single" w:sz="6" w:space="0" w:color="auto"/>
+          <w:top w:val="single" w:sz="6" w:space="0" w:color="808080"/>
+          <w:left w:val="single" w:sz="6" w:space="0" w:color="808080"/>
+          <w:bottom w:val="single" w:sz="6" w:space="0" w:color="808080"/>
+          <w:right w:val="single" w:sz="6" w:space="0" w:color="808080"/>
+          <w:insideH w:val="single" w:sz="6" w:space="0" w:color="808080"/>
+          <w:insideV w:val="single" w:sz="6" w:space="0" w:color="808080"/>
         </w:tblBorders>
       </w:tblPr>
       <w:tblGrid>
@@ -2989,7 +2989,6 @@
   <w:docDefaults>
     <w:rPrDefault>
       <w:rPr>
-        <w:color w:val="auto"/>
         <w:rFonts w:asciiTheme="minorHAnsi" w:cstheme="minorBidi" w:eastAsiaTheme="minorEastAsia" w:hAnsiTheme="minorHAnsi"/>
         <w:sz w:val="24"/>
         <w:szCs w:val="24"/>
@@ -3532,6 +3531,14 @@
         <w:bottom w:type="dxa" w:w="0"/>
         <w:right w:type="dxa" w:w="108"/>
       </w:tblCellMar>
+      <w:tblBorders>
+        <w:top w:color="auto" w:space="0" w:sz="6" w:val="single"/>
+        <w:left w:color="auto" w:space="0" w:sz="6" w:val="single"/>
+        <w:bottom w:color="auto" w:space="0" w:sz="6" w:val="single"/>
+        <w:right w:color="auto" w:space="0" w:sz="6" w:val="single"/>
+        <w:insideH w:color="auto" w:space="0" w:sz="6" w:val="single"/>
+        <w:insideV w:color="auto" w:space="0" w:sz="6" w:val="single"/>
+      </w:tblBorders>
     </w:tblPr>
     <w:tblStylePr w:type="firstRow">
       <w:tcPr>

--- a/docx/compliance/SECURITY_PIPELINE.docx
+++ b/docx/compliance/SECURITY_PIPELINE.docx
@@ -1698,7 +1698,7 @@
               <w:t xml:space="preserve"> </w:t>
             </w:r>
             <w:r>
-              <w:t xml:space="preserve">(3,802 lines) builds scripts as here-strings with</w:t>
+              <w:t xml:space="preserve">(3,878 lines) builds scripts as here-strings with</w:t>
             </w:r>
             <w:r>
               <w:t xml:space="preserve"> </w:t>
@@ -1778,13 +1778,13 @@
               <w:rPr>
                 <w:rStyle w:val="VerbatimChar"/>
               </w:rPr>
-              <w:t xml:space="preserve">cyberark-bootstrap.ps1:76</w:t>
+              <w:t xml:space="preserve">cyberark-bootstrap.ps1</w:t>
             </w:r>
             <w:r>
               <w:t xml:space="preserve"> </w:t>
             </w:r>
             <w:r>
-              <w:t xml:space="preserve">disables certificate validation</w:t>
+              <w:t xml:space="preserve">previously disabled cert validation during the secrets-vault fetch.</w:t>
             </w:r>
             <w:r>
               <w:t xml:space="preserve"> </w:t>
@@ -1794,38 +1794,65 @@
                 <w:b/>
                 <w:bCs/>
               </w:rPr>
-              <w:t xml:space="preserve">process-wide, inside a loop, never restored</w:t>
+              <w:t xml:space="preserve">Now remediated:</w:t>
             </w:r>
             <w:r>
               <w:t xml:space="preserve"> </w:t>
             </w:r>
             <w:r>
-              <w:t xml:space="preserve">— guarding the secrets-vault fetch</w:t>
-            </w:r>
-          </w:p>
-        </w:tc>
-        <w:tc>
-          <w:tcPr/>
-          <w:p>
-            <w:pPr>
-              <w:pStyle w:val="Compact"/>
-            </w:pPr>
-            <w:r>
-              <w:t xml:space="preserve">MITM on credential retrieval</w:t>
-            </w:r>
-          </w:p>
-        </w:tc>
-        <w:tc>
-          <w:tcPr/>
-          <w:p>
-            <w:pPr>
-              <w:pStyle w:val="Compact"/>
-            </w:pPr>
+              <w:t xml:space="preserve">it enforces TLS and pins</w:t>
+            </w:r>
+            <w:r>
+              <w:t xml:space="preserve"> </w:t>
+            </w:r>
             <w:r>
               <w:rPr>
                 <w:rStyle w:val="VerbatimChar"/>
               </w:rPr>
-              <w:t xml:space="preserve">scripts/cyberark-bootstrap.ps1:76</w:t>
+              <w:t xml:space="preserve">CYBERARK_EXPECTED_THUMBPRINT</w:t>
+            </w:r>
+            <w:r>
+              <w:t xml:space="preserve"> </w:t>
+            </w:r>
+            <w:r>
+              <w:t xml:space="preserve">(rejects any untrusted cert,</w:t>
+            </w:r>
+            <w:r>
+              <w:t xml:space="preserve"> </w:t>
+            </w:r>
+            <w:r>
+              <w:rPr>
+                <w:rStyle w:val="VerbatimChar"/>
+              </w:rPr>
+              <w:t xml:space="preserve">:70-82</w:t>
+            </w:r>
+            <w:r>
+              <w:t xml:space="preserve">). Confirm thumbprint pinning is configured in prod.</w:t>
+            </w:r>
+          </w:p>
+        </w:tc>
+        <w:tc>
+          <w:tcPr/>
+          <w:p>
+            <w:pPr>
+              <w:pStyle w:val="Compact"/>
+            </w:pPr>
+            <w:r>
+              <w:t xml:space="preserve">MITM on credential retrieval (mitigated)</w:t>
+            </w:r>
+          </w:p>
+        </w:tc>
+        <w:tc>
+          <w:tcPr/>
+          <w:p>
+            <w:pPr>
+              <w:pStyle w:val="Compact"/>
+            </w:pPr>
+            <w:r>
+              <w:rPr>
+                <w:rStyle w:val="VerbatimChar"/>
+              </w:rPr>
+              <w:t xml:space="preserve">scripts/cyberark-bootstrap.ps1:70-82</w:t>
             </w:r>
           </w:p>
         </w:tc>
@@ -1990,18 +2017,43 @@
               <w:t xml:space="preserve"> </w:t>
             </w:r>
             <w:r>
-              <w:t xml:space="preserve">by default + 9 non-overridable bypasses</w:t>
-            </w:r>
-          </w:p>
-        </w:tc>
-        <w:tc>
-          <w:tcPr/>
-          <w:p>
-            <w:pPr>
-              <w:pStyle w:val="Compact"/>
-            </w:pPr>
-            <w:r>
-              <w:t xml:space="preserve">No transport auth</w:t>
+              <w:t xml:space="preserve">by default in</w:t>
+            </w:r>
+            <w:r>
+              <w:t xml:space="preserve"> </w:t>
+            </w:r>
+            <w:r>
+              <w:rPr>
+                <w:b/>
+                <w:bCs/>
+              </w:rPr>
+              <w:t xml:space="preserve">5 files</w:t>
+            </w:r>
+            <w:r>
+              <w:t xml:space="preserve"> </w:t>
+            </w:r>
+            <w:r>
+              <w:t xml:space="preserve">(7 files reference it); most are overridable via</w:t>
+            </w:r>
+            <w:r>
+              <w:t xml:space="preserve"> </w:t>
+            </w:r>
+            <w:r>
+              <w:rPr>
+                <w:rStyle w:val="VerbatimChar"/>
+              </w:rPr>
+              <w:t xml:space="preserve">-SkipCertificateCheck:$false</w:t>
+            </w:r>
+          </w:p>
+        </w:tc>
+        <w:tc>
+          <w:tcPr/>
+          <w:p>
+            <w:pPr>
+              <w:pStyle w:val="Compact"/>
+            </w:pPr>
+            <w:r>
+              <w:t xml:space="preserve">No transport auth by default</w:t>
             </w:r>
           </w:p>
         </w:tc>
@@ -2091,7 +2143,7 @@
               <w:pStyle w:val="Compact"/>
             </w:pPr>
             <w:r>
-              <w:t xml:space="preserve">0/80 files</w:t>
+              <w:t xml:space="preserve">0/32 files</w:t>
             </w:r>
           </w:p>
         </w:tc>
@@ -2200,6 +2252,12 @@
               </w:rPr>
               <w:t xml:space="preserve">Install-Module -SkipPublisherCheck</w:t>
             </w:r>
+            <w:r>
+              <w:t xml:space="preserve"> </w:t>
+            </w:r>
+            <w:r>
+              <w:t xml:space="preserve">(Pester install only)</w:t>
+            </w:r>
           </w:p>
         </w:tc>
         <w:tc>
@@ -2223,7 +2281,7 @@
               <w:rPr>
                 <w:rStyle w:val="VerbatimChar"/>
               </w:rPr>
-              <w:t xml:space="preserve">scripts/setup-runner.ps1:450,464</w:t>
+              <w:t xml:space="preserve">scripts/Ensure-Pester.ps1:71</w:t>
             </w:r>
           </w:p>
         </w:tc>
@@ -2256,7 +2314,35 @@
               <w:t xml:space="preserve"> </w:t>
             </w:r>
             <w:r>
-              <w:t xml:space="preserve">committed and not gitignored (values empty today, but tracked)</w:t>
+              <w:t xml:space="preserve">is</w:t>
+            </w:r>
+            <w:r>
+              <w:t xml:space="preserve"> </w:t>
+            </w:r>
+            <w:r>
+              <w:rPr>
+                <w:b/>
+                <w:bCs/>
+              </w:rPr>
+              <w:t xml:space="preserve">gitignored</w:t>
+            </w:r>
+            <w:r>
+              <w:t xml:space="preserve"> </w:t>
+            </w:r>
+            <w:r>
+              <w:t xml:space="preserve">(tracked copy is</w:t>
+            </w:r>
+            <w:r>
+              <w:t xml:space="preserve"> </w:t>
+            </w:r>
+            <w:r>
+              <w:rPr>
+                <w:rStyle w:val="VerbatimChar"/>
+              </w:rPr>
+              <w:t xml:space="preserve">.envexample</w:t>
+            </w:r>
+            <w:r>
+              <w:t xml:space="preserve">); historically a risk, now resolved</w:t>
             </w:r>
           </w:p>
         </w:tc>
@@ -2281,22 +2367,31 @@
               <w:rPr>
                 <w:rStyle w:val="VerbatimChar"/>
               </w:rPr>
+              <w:t xml:space="preserve">.gitignore</w:t>
+            </w:r>
+            <w:r>
+              <w:t xml:space="preserve"> </w:t>
+            </w:r>
+            <w:r>
+              <w:t xml:space="preserve">(</w:t>
+            </w:r>
+            <w:r>
+              <w:rPr>
+                <w:rStyle w:val="VerbatimChar"/>
+              </w:rPr>
               <w:t xml:space="preserve">.env</w:t>
             </w:r>
             <w:r>
+              <w:t xml:space="preserve">),</w:t>
+            </w:r>
+            <w:r>
               <w:t xml:space="preserve"> </w:t>
             </w:r>
             <w:r>
-              <w:t xml:space="preserve">→ make</w:t>
-            </w:r>
-            <w:r>
-              <w:t xml:space="preserve"> </w:t>
-            </w:r>
-            <w:r>
               <w:rPr>
                 <w:rStyle w:val="VerbatimChar"/>
               </w:rPr>
-              <w:t xml:space="preserve">.env.example</w:t>
+              <w:t xml:space="preserve">.envexample</w:t>
             </w:r>
           </w:p>
         </w:tc>
@@ -2335,7 +2430,7 @@
               <w:t xml:space="preserve"> </w:t>
             </w:r>
             <w:r>
-              <w:t xml:space="preserve">contain real demo credentials; will trip scanners</w:t>
+              <w:t xml:space="preserve">may contain demo config that trips scanners</w:t>
             </w:r>
           </w:p>
         </w:tc>
